--- a/LAB8/Lab8_CNPM2_1150080163_NguyenThanhViet.docx
+++ b/LAB8/Lab8_CNPM2_1150080163_NguyenThanhViet.docx
@@ -2,6 +2,19 @@
 <file path=word/document.xml><?xml version="1.0" encoding="utf-8"?>
 <w:document xmlns:wpc="http://schemas.microsoft.com/office/word/2010/wordprocessingCanvas" xmlns:cx="http://schemas.microsoft.com/office/drawing/2014/chartex" xmlns:cx1="http://schemas.microsoft.com/office/drawing/2015/9/8/chartex" xmlns:cx2="http://schemas.microsoft.com/office/drawing/2015/10/21/chartex" xmlns:cx3="http://schemas.microsoft.com/office/drawing/2016/5/9/chartex" xmlns:cx4="http://schemas.microsoft.com/office/drawing/2016/5/10/chartex" xmlns:cx5="http://schemas.microsoft.com/office/drawing/2016/5/11/chartex" xmlns:cx6="http://schemas.microsoft.com/office/drawing/2016/5/12/chartex" xmlns:cx7="http://schemas.microsoft.com/office/drawing/2016/5/13/chartex" xmlns:cx8="http://schemas.microsoft.com/office/drawing/2016/5/14/chartex" xmlns:mc="http://schemas.openxmlformats.org/markup-compatibility/2006" xmlns:aink="http://schemas.microsoft.com/office/drawing/2016/ink" xmlns:am3d="http://schemas.microsoft.com/office/drawing/2017/model3d" xmlns:o="urn:schemas-microsoft-com:office:office" xmlns:oel="http://schemas.microsoft.com/office/2019/extlst" xmlns:r="http://schemas.openxmlformats.org/officeDocument/2006/relationships" xmlns:m="http://schemas.openxmlformats.org/officeDocument/2006/math" xmlns:v="urn:schemas-microsoft-com:vml" xmlns:wp14="http://schemas.microsoft.com/office/word/2010/wordprocessingDrawing" xmlns:wp="http://schemas.openxmlformats.org/drawingml/2006/wordprocessingDrawing" xmlns:w10="urn:schemas-microsoft-com:office:word" xmlns:w="http://schemas.openxmlformats.org/wordprocessingml/2006/main" xmlns:w14="http://schemas.microsoft.com/office/word/2010/wordml" xmlns:w15="http://schemas.microsoft.com/office/word/2012/wordml" xmlns:w16cex="http://schemas.microsoft.com/office/word/2018/wordml/cex" xmlns:w16cid="http://schemas.microsoft.com/office/word/2016/wordml/cid" xmlns:w16="http://schemas.microsoft.com/office/word/2018/wordml" xmlns:w16du="http://schemas.microsoft.com/office/word/2023/wordml/word16du" xmlns:w16sdtdh="http://schemas.microsoft.com/office/word/2020/wordml/sdtdatahash" xmlns:w16sdtfl="http://schemas.microsoft.com/office/word/2024/wordml/sdtformatlock" xmlns:w16se="http://schemas.microsoft.com/office/word/2015/wordml/symex" xmlns:wpg="http://schemas.microsoft.com/office/word/2010/wordprocessingGroup" xmlns:wpi="http://schemas.microsoft.com/office/word/2010/wordprocessingInk" xmlns:wne="http://schemas.microsoft.com/office/word/2006/wordml" xmlns:wps="http://schemas.microsoft.com/office/word/2010/wordprocessingShape" mc:Ignorable="w14 w15 w16se w16cid w16 w16cex w16sdtdh w16sdtfl w16du wp14">
   <w:body>
+    <w:p>
+      <w:r>
+        <w:t>Họ và tên: Nguyễn Thành Việt</w:t>
+      </w:r>
+    </w:p>
+    <w:p>
+      <w:r>
+        <w:t xml:space="preserve">Link Ytb quá trình làm bài: </w:t>
+      </w:r>
+      <w:r>
+        <w:t>https://youtu.be/IY6W9ejv8yk</w:t>
+      </w:r>
+    </w:p>
     <w:p>
       <w:r>
         <w:t>1. MỤC TIÊU VÀ PHẠM VI</w:t>
@@ -314,18 +327,56 @@
       </w:r>
     </w:p>
     <w:p>
-      <w:r>
-        <w:t>ẢNH MINH CHỨNG: Interfaces &gt; DNSLAB và Firewall &gt; Rules &gt; DNSLAB</w:t>
-      </w:r>
-      <w:r>
-        <w:br/>
-        <w:t>[Chèn ảnh chụp thực tế tại đây]</w:t>
-      </w:r>
-    </w:p>
-    <w:p>
       <w:pPr>
         <w:pStyle w:val="Heading2"/>
       </w:pPr>
+      <w:r>
+        <w:rPr>
+          <w:rFonts w:ascii="Times New Roman" w:eastAsiaTheme="minorEastAsia" w:hAnsi="Times New Roman" w:cstheme="minorBidi"/>
+          <w:b w:val="0"/>
+          <w:bCs w:val="0"/>
+          <w:noProof/>
+          <w:color w:val="auto"/>
+          <w:sz w:val="24"/>
+          <w:szCs w:val="22"/>
+        </w:rPr>
+        <w:lastRenderedPageBreak/>
+        <w:drawing>
+          <wp:inline distT="0" distB="0" distL="0" distR="0" wp14:anchorId="6FC6E8B5" wp14:editId="40BAF590">
+            <wp:extent cx="5486400" cy="2955290"/>
+            <wp:effectExtent l="0" t="0" r="0" b="0"/>
+            <wp:docPr id="727378900" name="Picture 1"/>
+            <wp:cNvGraphicFramePr>
+              <a:graphicFrameLocks xmlns:a="http://schemas.openxmlformats.org/drawingml/2006/main" noChangeAspect="1"/>
+            </wp:cNvGraphicFramePr>
+            <a:graphic xmlns:a="http://schemas.openxmlformats.org/drawingml/2006/main">
+              <a:graphicData uri="http://schemas.openxmlformats.org/drawingml/2006/picture">
+                <pic:pic xmlns:pic="http://schemas.openxmlformats.org/drawingml/2006/picture">
+                  <pic:nvPicPr>
+                    <pic:cNvPr id="727378900" name=""/>
+                    <pic:cNvPicPr/>
+                  </pic:nvPicPr>
+                  <pic:blipFill>
+                    <a:blip r:embed="rId8"/>
+                    <a:stretch>
+                      <a:fillRect/>
+                    </a:stretch>
+                  </pic:blipFill>
+                  <pic:spPr>
+                    <a:xfrm>
+                      <a:off x="0" y="0"/>
+                      <a:ext cx="5486400" cy="2955290"/>
+                    </a:xfrm>
+                    <a:prstGeom prst="rect">
+                      <a:avLst/>
+                    </a:prstGeom>
+                  </pic:spPr>
+                </pic:pic>
+              </a:graphicData>
+            </a:graphic>
+          </wp:inline>
+        </w:drawing>
+      </w:r>
       <w:r>
         <w:t>3.2. DNS-SERVER – BIND9</w:t>
       </w:r>
@@ -341,20 +392,52 @@
       </w:r>
     </w:p>
     <w:p>
-      <w:r>
-        <w:t>ẢNH MINH CHỨNG: IP, trạng thái BIND9, named-checkconf, named-checkzone và dig</w:t>
-      </w:r>
-      <w:r>
-        <w:br/>
-        <w:t>[Chèn ảnh chụp thực tế tại đây]</w:t>
-      </w:r>
-    </w:p>
-    <w:p>
       <w:pPr>
         <w:pStyle w:val="Heading2"/>
       </w:pPr>
       <w:r>
-        <w:lastRenderedPageBreak/>
+        <w:rPr>
+          <w:noProof/>
+        </w:rPr>
+        <w:drawing>
+          <wp:inline distT="0" distB="0" distL="0" distR="0" wp14:anchorId="2170D91B" wp14:editId="2B669917">
+            <wp:extent cx="5486400" cy="2867660"/>
+            <wp:effectExtent l="0" t="0" r="0" b="8890"/>
+            <wp:docPr id="1509934664" name="Picture 1"/>
+            <wp:cNvGraphicFramePr>
+              <a:graphicFrameLocks xmlns:a="http://schemas.openxmlformats.org/drawingml/2006/main" noChangeAspect="1"/>
+            </wp:cNvGraphicFramePr>
+            <a:graphic xmlns:a="http://schemas.openxmlformats.org/drawingml/2006/main">
+              <a:graphicData uri="http://schemas.openxmlformats.org/drawingml/2006/picture">
+                <pic:pic xmlns:pic="http://schemas.openxmlformats.org/drawingml/2006/picture">
+                  <pic:nvPicPr>
+                    <pic:cNvPr id="1509934664" name="Picture 1"/>
+                    <pic:cNvPicPr>
+                      <a:picLocks noChangeAspect="1"/>
+                    </pic:cNvPicPr>
+                  </pic:nvPicPr>
+                  <pic:blipFill>
+                    <a:blip r:embed="rId9"/>
+                    <a:stretch>
+                      <a:fillRect/>
+                    </a:stretch>
+                  </pic:blipFill>
+                  <pic:spPr>
+                    <a:xfrm>
+                      <a:off x="0" y="0"/>
+                      <a:ext cx="5486400" cy="2867660"/>
+                    </a:xfrm>
+                    <a:prstGeom prst="rect">
+                      <a:avLst/>
+                    </a:prstGeom>
+                  </pic:spPr>
+                </pic:pic>
+              </a:graphicData>
+            </a:graphic>
+          </wp:inline>
+        </w:drawing>
+      </w:r>
+      <w:r>
         <w:t>3.3. Victim và Kali</w:t>
       </w:r>
     </w:p>
@@ -364,18 +447,52 @@
       </w:r>
     </w:p>
     <w:p>
-      <w:r>
-        <w:t>ẢNH MINH CHỨNG: IP Victim, Kali và cấu hình Promiscuous Mode</w:t>
-      </w:r>
-      <w:r>
-        <w:br/>
-        <w:t>[Chèn ảnh chụp thực tế tại đây]</w:t>
-      </w:r>
-    </w:p>
-    <w:p>
       <w:pPr>
         <w:pStyle w:val="Heading1"/>
       </w:pPr>
+      <w:r>
+        <w:rPr>
+          <w:noProof/>
+        </w:rPr>
+        <w:lastRenderedPageBreak/>
+        <w:drawing>
+          <wp:inline distT="0" distB="0" distL="0" distR="0" wp14:anchorId="0E677D1E" wp14:editId="34CAAF0C">
+            <wp:extent cx="5486400" cy="2803525"/>
+            <wp:effectExtent l="0" t="0" r="0" b="0"/>
+            <wp:docPr id="843102822" name="Picture 1"/>
+            <wp:cNvGraphicFramePr>
+              <a:graphicFrameLocks xmlns:a="http://schemas.openxmlformats.org/drawingml/2006/main" noChangeAspect="1"/>
+            </wp:cNvGraphicFramePr>
+            <a:graphic xmlns:a="http://schemas.openxmlformats.org/drawingml/2006/main">
+              <a:graphicData uri="http://schemas.openxmlformats.org/drawingml/2006/picture">
+                <pic:pic xmlns:pic="http://schemas.openxmlformats.org/drawingml/2006/picture">
+                  <pic:nvPicPr>
+                    <pic:cNvPr id="843102822" name="Picture 1"/>
+                    <pic:cNvPicPr>
+                      <a:picLocks noChangeAspect="1"/>
+                    </pic:cNvPicPr>
+                  </pic:nvPicPr>
+                  <pic:blipFill>
+                    <a:blip r:embed="rId10"/>
+                    <a:stretch>
+                      <a:fillRect/>
+                    </a:stretch>
+                  </pic:blipFill>
+                  <pic:spPr>
+                    <a:xfrm>
+                      <a:off x="0" y="0"/>
+                      <a:ext cx="5486400" cy="2803525"/>
+                    </a:xfrm>
+                    <a:prstGeom prst="rect">
+                      <a:avLst/>
+                    </a:prstGeom>
+                  </pic:spPr>
+                </pic:pic>
+              </a:graphicData>
+            </a:graphic>
+          </wp:inline>
+        </w:drawing>
+      </w:r>
       <w:r>
         <w:t>4. BASELINE – TRẠNG THÁI HỢP LỆ</w:t>
       </w:r>
@@ -386,18 +503,51 @@
       </w:r>
     </w:p>
     <w:p>
-      <w:r>
-        <w:t>ẢNH MINH CHỨNG: Kết quả DNS hợp lệ 172.16.6.10 và gói query/response</w:t>
-      </w:r>
-      <w:r>
-        <w:br/>
-        <w:t>[Chèn ảnh chụp thực tế tại đây]</w:t>
-      </w:r>
-    </w:p>
-    <w:p>
       <w:pPr>
         <w:pStyle w:val="Heading1"/>
       </w:pPr>
+      <w:r>
+        <w:rPr>
+          <w:noProof/>
+        </w:rPr>
+        <w:drawing>
+          <wp:inline distT="0" distB="0" distL="0" distR="0" wp14:anchorId="0766E9F5" wp14:editId="36EA1885">
+            <wp:extent cx="5486400" cy="2867660"/>
+            <wp:effectExtent l="0" t="0" r="0" b="8890"/>
+            <wp:docPr id="1578452448" name="Picture 1"/>
+            <wp:cNvGraphicFramePr>
+              <a:graphicFrameLocks xmlns:a="http://schemas.openxmlformats.org/drawingml/2006/main" noChangeAspect="1"/>
+            </wp:cNvGraphicFramePr>
+            <a:graphic xmlns:a="http://schemas.openxmlformats.org/drawingml/2006/main">
+              <a:graphicData uri="http://schemas.openxmlformats.org/drawingml/2006/picture">
+                <pic:pic xmlns:pic="http://schemas.openxmlformats.org/drawingml/2006/picture">
+                  <pic:nvPicPr>
+                    <pic:cNvPr id="1578452448" name="Picture 1"/>
+                    <pic:cNvPicPr>
+                      <a:picLocks noChangeAspect="1"/>
+                    </pic:cNvPicPr>
+                  </pic:nvPicPr>
+                  <pic:blipFill>
+                    <a:blip r:embed="rId11"/>
+                    <a:stretch>
+                      <a:fillRect/>
+                    </a:stretch>
+                  </pic:blipFill>
+                  <pic:spPr>
+                    <a:xfrm>
+                      <a:off x="0" y="0"/>
+                      <a:ext cx="5486400" cy="2867660"/>
+                    </a:xfrm>
+                    <a:prstGeom prst="rect">
+                      <a:avLst/>
+                    </a:prstGeom>
+                  </pic:spPr>
+                </pic:pic>
+              </a:graphicData>
+            </a:graphic>
+          </wp:inline>
+        </w:drawing>
+      </w:r>
       <w:r>
         <w:t>5. TASK 1 – THAY ĐỔI HOSTS FILE</w:t>
       </w:r>
@@ -408,18 +558,52 @@
       </w:r>
     </w:p>
     <w:p>
-      <w:r>
-        <w:t>ẢNH MINH CHỨNG: Kết quả getent/curl và dig đối chiếu</w:t>
-      </w:r>
-      <w:r>
-        <w:br/>
-        <w:t>[Chèn ảnh chụp thực tế tại đây]</w:t>
-      </w:r>
-    </w:p>
-    <w:p>
       <w:pPr>
         <w:pStyle w:val="Heading1"/>
       </w:pPr>
+      <w:r>
+        <w:rPr>
+          <w:noProof/>
+        </w:rPr>
+        <w:lastRenderedPageBreak/>
+        <w:drawing>
+          <wp:inline distT="0" distB="0" distL="0" distR="0" wp14:anchorId="7A7AFC25" wp14:editId="7FE92B4C">
+            <wp:extent cx="5486400" cy="2771775"/>
+            <wp:effectExtent l="0" t="0" r="0" b="9525"/>
+            <wp:docPr id="1336483106" name="Picture 1"/>
+            <wp:cNvGraphicFramePr>
+              <a:graphicFrameLocks xmlns:a="http://schemas.openxmlformats.org/drawingml/2006/main" noChangeAspect="1"/>
+            </wp:cNvGraphicFramePr>
+            <a:graphic xmlns:a="http://schemas.openxmlformats.org/drawingml/2006/main">
+              <a:graphicData uri="http://schemas.openxmlformats.org/drawingml/2006/picture">
+                <pic:pic xmlns:pic="http://schemas.openxmlformats.org/drawingml/2006/picture">
+                  <pic:nvPicPr>
+                    <pic:cNvPr id="1336483106" name="Picture 1"/>
+                    <pic:cNvPicPr>
+                      <a:picLocks noChangeAspect="1"/>
+                    </pic:cNvPicPr>
+                  </pic:nvPicPr>
+                  <pic:blipFill>
+                    <a:blip r:embed="rId12"/>
+                    <a:stretch>
+                      <a:fillRect/>
+                    </a:stretch>
+                  </pic:blipFill>
+                  <pic:spPr>
+                    <a:xfrm>
+                      <a:off x="0" y="0"/>
+                      <a:ext cx="5486400" cy="2771775"/>
+                    </a:xfrm>
+                    <a:prstGeom prst="rect">
+                      <a:avLst/>
+                    </a:prstGeom>
+                  </pic:spPr>
+                </pic:pic>
+              </a:graphicData>
+            </a:graphic>
+          </wp:inline>
+        </w:drawing>
+      </w:r>
       <w:r>
         <w:t>6. TASK 2 – DIRECT DNS SPOOFING</w:t>
       </w:r>
@@ -430,12 +614,50 @@
       </w:r>
     </w:p>
     <w:p>
+      <w:pPr>
+        <w:pStyle w:val="Heading1"/>
+      </w:pPr>
       <w:r>
-        <w:t>ẢNH MINH CHỨNG: Wireshark và kết quả phân giải trên Victim</w:t>
-      </w:r>
-      <w:r>
-        <w:br/>
-        <w:t>[Chèn ảnh chụp thực tế tại đây]</w:t>
+        <w:rPr>
+          <w:noProof/>
+        </w:rPr>
+        <w:drawing>
+          <wp:inline distT="0" distB="0" distL="0" distR="0" wp14:anchorId="2D3963B9" wp14:editId="76BAE4A3">
+            <wp:extent cx="5486400" cy="2889250"/>
+            <wp:effectExtent l="0" t="0" r="0" b="6350"/>
+            <wp:docPr id="606404590" name="Picture 1"/>
+            <wp:cNvGraphicFramePr>
+              <a:graphicFrameLocks xmlns:a="http://schemas.openxmlformats.org/drawingml/2006/main" noChangeAspect="1"/>
+            </wp:cNvGraphicFramePr>
+            <a:graphic xmlns:a="http://schemas.openxmlformats.org/drawingml/2006/main">
+              <a:graphicData uri="http://schemas.openxmlformats.org/drawingml/2006/picture">
+                <pic:pic xmlns:pic="http://schemas.openxmlformats.org/drawingml/2006/picture">
+                  <pic:nvPicPr>
+                    <pic:cNvPr id="606404590" name="Picture 1"/>
+                    <pic:cNvPicPr>
+                      <a:picLocks noChangeAspect="1"/>
+                    </pic:cNvPicPr>
+                  </pic:nvPicPr>
+                  <pic:blipFill>
+                    <a:blip r:embed="rId13"/>
+                    <a:stretch>
+                      <a:fillRect/>
+                    </a:stretch>
+                  </pic:blipFill>
+                  <pic:spPr>
+                    <a:xfrm>
+                      <a:off x="0" y="0"/>
+                      <a:ext cx="5486400" cy="2889250"/>
+                    </a:xfrm>
+                    <a:prstGeom prst="rect">
+                      <a:avLst/>
+                    </a:prstGeom>
+                  </pic:spPr>
+                </pic:pic>
+              </a:graphicData>
+            </a:graphic>
+          </wp:inline>
+        </w:drawing>
       </w:r>
     </w:p>
     <w:p>
@@ -452,19 +674,52 @@
       </w:r>
     </w:p>
     <w:p>
-      <w:r>
-        <w:lastRenderedPageBreak/>
-        <w:t>ẢNH MINH CHỨNG: Forged response tới resolver, nội dung cache và truy vấn lại</w:t>
-      </w:r>
-      <w:r>
-        <w:br/>
-        <w:t>[Chèn ảnh chụp thực tế tại đây]</w:t>
-      </w:r>
-    </w:p>
-    <w:p>
       <w:pPr>
         <w:pStyle w:val="Heading1"/>
       </w:pPr>
+      <w:r>
+        <w:rPr>
+          <w:noProof/>
+        </w:rPr>
+        <w:lastRenderedPageBreak/>
+        <w:drawing>
+          <wp:inline distT="0" distB="0" distL="0" distR="0" wp14:anchorId="019BF4AC" wp14:editId="1859ECA1">
+            <wp:extent cx="5486400" cy="2407285"/>
+            <wp:effectExtent l="0" t="0" r="0" b="0"/>
+            <wp:docPr id="859243558" name="Picture 1"/>
+            <wp:cNvGraphicFramePr>
+              <a:graphicFrameLocks xmlns:a="http://schemas.openxmlformats.org/drawingml/2006/main" noChangeAspect="1"/>
+            </wp:cNvGraphicFramePr>
+            <a:graphic xmlns:a="http://schemas.openxmlformats.org/drawingml/2006/main">
+              <a:graphicData uri="http://schemas.openxmlformats.org/drawingml/2006/picture">
+                <pic:pic xmlns:pic="http://schemas.openxmlformats.org/drawingml/2006/picture">
+                  <pic:nvPicPr>
+                    <pic:cNvPr id="859243558" name="Picture 1"/>
+                    <pic:cNvPicPr>
+                      <a:picLocks noChangeAspect="1"/>
+                    </pic:cNvPicPr>
+                  </pic:nvPicPr>
+                  <pic:blipFill>
+                    <a:blip r:embed="rId14"/>
+                    <a:stretch>
+                      <a:fillRect/>
+                    </a:stretch>
+                  </pic:blipFill>
+                  <pic:spPr>
+                    <a:xfrm>
+                      <a:off x="0" y="0"/>
+                      <a:ext cx="5486400" cy="2407285"/>
+                    </a:xfrm>
+                    <a:prstGeom prst="rect">
+                      <a:avLst/>
+                    </a:prstGeom>
+                  </pic:spPr>
+                </pic:pic>
+              </a:graphicData>
+            </a:graphic>
+          </wp:inline>
+        </w:drawing>
+      </w:r>
       <w:r>
         <w:t>8. KHÔI PHỤC VÀ PHÒNG THỦ</w:t>
       </w:r>
@@ -472,15 +727,6 @@
     <w:p>
       <w:r>
         <w:t>Dừng script và fake web; khôi phục /etc/hosts; flush cache BIND9 và Victim; dừng AUTH-DNS; trả Promiscuous Mode về Deny. Kiểm tra www.external.lab9.test trở lại 172.16.6.10. Các biện pháp phòng thủ trong tài liệu: DNS egress control, segmentation, DNSSEC validation, DNS COOKIE/source-port randomization và monitoring.</w:t>
-      </w:r>
-    </w:p>
-    <w:p>
-      <w:r>
-        <w:t>ẢNH MINH CHỨNG: Kết quả sau flush 172.16.6.10 và Promiscuous Mode = Deny</w:t>
-      </w:r>
-      <w:r>
-        <w:br/>
-        <w:t>[Chèn ảnh chụp thực tế tại đây]</w:t>
       </w:r>
     </w:p>
     <w:p>
@@ -561,6 +807,7 @@
         <w:rPr>
           <w:b/>
         </w:rPr>
+        <w:lastRenderedPageBreak/>
         <w:t>Câu 6. Vì sao dùng DNSLAB riêng?</w:t>
       </w:r>
     </w:p>
@@ -579,7 +826,6 @@
     </w:p>
     <w:p>
       <w:r>
-        <w:lastRenderedPageBreak/>
         <w:t>Trả lời: Authoritative cung cấp dữ liệu có thẩm quyền của zone; recursive resolver truy vấn các máy chủ khác để tìm đáp án; caching resolver lưu kết quả trong TTL để trả lời nhanh lần sau.</w:t>
       </w:r>
     </w:p>
@@ -654,7 +900,7 @@
       </w:r>
     </w:p>
     <w:sectPr>
-      <w:footerReference w:type="default" r:id="rId8"/>
+      <w:footerReference w:type="default" r:id="rId15"/>
       <w:pgSz w:w="12240" w:h="15840"/>
       <w:pgMar w:top="1152" w:right="1800" w:bottom="1080" w:left="1800" w:header="720" w:footer="720" w:gutter="0"/>
       <w:cols w:space="720"/>
@@ -1538,7 +1784,6 @@
   <w:style w:type="character" w:default="1" w:styleId="DefaultParagraphFont">
     <w:name w:val="Default Paragraph Font"/>
     <w:uiPriority w:val="1"/>
-    <w:semiHidden/>
     <w:unhideWhenUsed/>
   </w:style>
   <w:style w:type="table" w:default="1" w:styleId="TableNormal">
